--- a/gallery/docx_viewer/fixtures/10-landscape-section.docx
+++ b/gallery/docx_viewer/fixtures/10-landscape-section.docx
@@ -42,7 +42,7 @@
     </w:p>
     <w:p>
       <w:r>
-        <w:t xml:space="preserve">This section is landscape with swapped page size 15840×12240.</w:t>
+        <w:t xml:space="preserve">This section is landscape with swapped page size 15840x12240.</w:t>
       </w:r>
     </w:p>
     <w:sectPr xmlns:r="http://schemas.openxmlformats.org/officeDocument/2006/relationships">
@@ -59,7 +59,7 @@
     <w:lvl w:ilvl="0">
       <w:start w:val="1"/>
       <w:numFmt w:val="bullet"/>
-      <w:lvlText w:val="•"/>
+      <w:lvlText w:val="-"/>
       <w:pPr>
         <w:ind w:left="720" w:hanging="360"/>
       </w:pPr>
@@ -67,7 +67,7 @@
     <w:lvl w:ilvl="1">
       <w:start w:val="1"/>
       <w:numFmt w:val="bullet"/>
-      <w:lvlText w:val="○"/>
+      <w:lvlText w:val="-"/>
       <w:pPr>
         <w:ind w:left="1440" w:hanging="360"/>
       </w:pPr>
